--- a/template/PNP_MOTOR_VEHICLE_CLEARANCE_CERTIFICATION_CLASS_B_TEMPLATE.docx
+++ b/template/PNP_MOTOR_VEHICLE_CLEARANCE_CERTIFICATION_CLASS_B_TEMPLATE.docx
@@ -1,8 +1,8 @@
 
 <file path=word/document.xml><?xml version="1.0" encoding="utf-8"?>
-<w:document xmlns:wpc="http://schemas.microsoft.com/office/word/2010/wordprocessingCanvas" xmlns:cx="http://schemas.microsoft.com/office/drawing/2014/chartex" xmlns:cx1="http://schemas.microsoft.com/office/drawing/2015/9/8/chartex" xmlns:cx2="http://schemas.microsoft.com/office/drawing/2015/10/21/chartex" xmlns:cx3="http://schemas.microsoft.com/office/drawing/2016/5/9/chartex" xmlns:cx4="http://schemas.microsoft.com/office/drawing/2016/5/10/chartex" xmlns:cx5="http://schemas.microsoft.com/office/drawing/2016/5/11/chartex" xmlns:cx6="http://schemas.microsoft.com/office/drawing/2016/5/12/chartex" xmlns:cx7="http://schemas.microsoft.com/office/drawing/2016/5/13/chartex" xmlns:cx8="http://schemas.microsoft.com/office/drawing/2016/5/14/chartex" xmlns:mc="http://schemas.openxmlformats.org/markup-compatibility/2006" xmlns:aink="http://schemas.microsoft.com/office/drawing/2016/ink" xmlns:am3d="http://schemas.microsoft.com/office/drawing/2017/model3d" xmlns:o="urn:schemas-microsoft-com:office:office" xmlns:oel="http://schemas.microsoft.com/office/2019/extlst" xmlns:r="http://schemas.openxmlformats.org/officeDocument/2006/relationships" xmlns:m="http://schemas.openxmlformats.org/officeDocument/2006/math" xmlns:v="urn:schemas-microsoft-com:vml" xmlns:wp14="http://schemas.microsoft.com/office/word/2010/wordprocessingDrawing" xmlns:wp="http://schemas.openxmlformats.org/drawingml/2006/wordprocessingDrawing" xmlns:w10="urn:schemas-microsoft-com:office:word" xmlns:w="http://schemas.openxmlformats.org/wordprocessingml/2006/main" xmlns:w14="http://schemas.microsoft.com/office/word/2010/wordml" xmlns:w15="http://schemas.microsoft.com/office/word/2012/wordml" xmlns:w16cex="http://schemas.microsoft.com/office/word/2018/wordml/cex" xmlns:w16cid="http://schemas.microsoft.com/office/word/2016/wordml/cid" xmlns:w16="http://schemas.microsoft.com/office/word/2018/wordml" xmlns:w16du="http://schemas.microsoft.com/office/word/2023/wordml/word16du" xmlns:w16sdtdh="http://schemas.microsoft.com/office/word/2020/wordml/sdtdatahash" xmlns:w16sdtfl="http://schemas.microsoft.com/office/word/2024/wordml/sdtformatlock" xmlns:w16se="http://schemas.microsoft.com/office/word/2015/wordml/symex" xmlns:wpg="http://schemas.microsoft.com/office/word/2010/wordprocessingGroup" xmlns:wpi="http://schemas.microsoft.com/office/word/2010/wordprocessingInk" xmlns:wne="http://schemas.microsoft.com/office/word/2006/wordml" xmlns:wps="http://schemas.microsoft.com/office/word/2010/wordprocessingShape" mc:Ignorable="w14 w15 w16se w16cid w16 w16cex w16sdtdh w16sdtfl w16du wp14">
+<w:document xmlns:ns1="http://schemas.openxmlformats.org/markup-compatibility/2006" xmlns:ns2="http://schemas.microsoft.com/office/word/2010/wordml" xmlns:ns3="http://schemas.openxmlformats.org/drawingml/2006/wordprocessingDrawing" xmlns:ns4="http://schemas.microsoft.com/office/word/2010/wordprocessingDrawing" xmlns:ns5="http://schemas.openxmlformats.org/drawingml/2006/main" xmlns:ns6="http://schemas.openxmlformats.org/drawingml/2006/picture" xmlns:ns7="http://schemas.openxmlformats.org/officeDocument/2006/relationships" xmlns:ns8="http://schemas.microsoft.com/office/drawing/2010/main" xmlns:w="http://schemas.openxmlformats.org/wordprocessingml/2006/main" ns1:Ignorable="w14 w15 w16se w16cid w16 w16cex w16sdtdh w16sdtfl w16du wp14">
   <w:body>
-    <w:p>
+    <w:p ns2:paraId="40E08669" ns2:textId="008D6341">
       <w:pPr>
         <w:jc w:val="center"/>
         <w:rPr>
@@ -17,70 +17,70 @@
           <w:noProof/>
         </w:rPr>
         <w:drawing>
-          <wp:anchor distT="0" distB="0" distL="114300" distR="114300" simplePos="0" relativeHeight="251657728" behindDoc="0" locked="0" layoutInCell="1" allowOverlap="1" wp14:anchorId="74E73489" wp14:editId="0AA32FE2">
-            <wp:simplePos x="0" y="0"/>
-            <wp:positionH relativeFrom="column">
-              <wp:posOffset>0</wp:posOffset>
-            </wp:positionH>
-            <wp:positionV relativeFrom="paragraph">
-              <wp:posOffset>139700</wp:posOffset>
-            </wp:positionV>
-            <wp:extent cx="834390" cy="789940"/>
-            <wp:effectExtent l="0" t="0" r="0" b="0"/>
-            <wp:wrapNone/>
-            <wp:docPr id="2" name="Picture 1"/>
-            <wp:cNvGraphicFramePr>
-              <a:graphicFrameLocks xmlns:a="http://schemas.openxmlformats.org/drawingml/2006/main" noChangeAspect="1"/>
-            </wp:cNvGraphicFramePr>
-            <a:graphic xmlns:a="http://schemas.openxmlformats.org/drawingml/2006/main">
-              <a:graphicData uri="http://schemas.openxmlformats.org/drawingml/2006/picture">
-                <pic:pic xmlns:pic="http://schemas.openxmlformats.org/drawingml/2006/picture">
-                  <pic:nvPicPr>
-                    <pic:cNvPr id="0" name="Picture 2"/>
-                    <pic:cNvPicPr>
-                      <a:picLocks noChangeAspect="1" noChangeArrowheads="1"/>
-                    </pic:cNvPicPr>
-                  </pic:nvPicPr>
-                  <pic:blipFill>
-                    <a:blip r:embed="rId7" cstate="print">
-                      <a:extLst>
-                        <a:ext uri="{28A0092B-C50C-407E-A947-70E740481C1C}">
-                          <a14:useLocalDpi xmlns:a14="http://schemas.microsoft.com/office/drawing/2010/main" val="0"/>
-                        </a:ext>
-                      </a:extLst>
-                    </a:blip>
-                    <a:srcRect/>
-                    <a:stretch>
-                      <a:fillRect/>
-                    </a:stretch>
-                  </pic:blipFill>
-                  <pic:spPr bwMode="auto">
-                    <a:xfrm>
-                      <a:off x="0" y="0"/>
-                      <a:ext cx="834390" cy="789940"/>
-                    </a:xfrm>
-                    <a:prstGeom prst="rect">
-                      <a:avLst/>
-                    </a:prstGeom>
-                    <a:noFill/>
-                    <a:ln>
-                      <a:noFill/>
-                    </a:ln>
-                  </pic:spPr>
-                </pic:pic>
-              </a:graphicData>
-            </a:graphic>
-            <wp14:sizeRelH relativeFrom="page">
-              <wp14:pctWidth>0</wp14:pctWidth>
-            </wp14:sizeRelH>
-            <wp14:sizeRelV relativeFrom="page">
-              <wp14:pctHeight>0</wp14:pctHeight>
-            </wp14:sizeRelV>
-          </wp:anchor>
+          <ns3:anchor distT="0" distB="0" distL="114300" distR="114300" simplePos="0" relativeHeight="251657728" behindDoc="0" locked="0" layoutInCell="1" allowOverlap="1" ns4:anchorId="74E73489" ns4:editId="0AA32FE2">
+            <ns3:simplePos x="0" y="0"/>
+            <ns3:positionH relativeFrom="column">
+              <ns3:posOffset>0</ns3:posOffset>
+            </ns3:positionH>
+            <ns3:positionV relativeFrom="paragraph">
+              <ns3:posOffset>139700</ns3:posOffset>
+            </ns3:positionV>
+            <ns3:extent cx="834390" cy="789940"/>
+            <ns3:effectExtent l="0" t="0" r="0" b="0"/>
+            <ns3:wrapNone/>
+            <ns3:docPr id="2" name="Picture 1"/>
+            <ns3:cNvGraphicFramePr>
+              <ns5:graphicFrameLocks noChangeAspect="1"/>
+            </ns3:cNvGraphicFramePr>
+            <ns5:graphic>
+              <ns5:graphicData uri="http://schemas.openxmlformats.org/drawingml/2006/picture">
+                <ns6:pic>
+                  <ns6:nvPicPr>
+                    <ns6:cNvPr id="0" name="Picture 2"/>
+                    <ns6:cNvPicPr>
+                      <ns5:picLocks noChangeAspect="1" noChangeArrowheads="1"/>
+                    </ns6:cNvPicPr>
+                  </ns6:nvPicPr>
+                  <ns6:blipFill>
+                    <ns5:blip ns7:embed="rId7" cstate="print">
+                      <ns5:extLst>
+                        <ns5:ext uri="{28A0092B-C50C-407E-A947-70E740481C1C}">
+                          <ns8:useLocalDpi val="0"/>
+                        </ns5:ext>
+                      </ns5:extLst>
+                    </ns5:blip>
+                    <ns5:srcRect/>
+                    <ns5:stretch>
+                      <ns5:fillRect/>
+                    </ns5:stretch>
+                  </ns6:blipFill>
+                  <ns6:spPr bwMode="auto">
+                    <ns5:xfrm>
+                      <ns5:off x="0" y="0"/>
+                      <ns5:ext cx="834390" cy="789940"/>
+                    </ns5:xfrm>
+                    <ns5:prstGeom prst="rect">
+                      <ns5:avLst/>
+                    </ns5:prstGeom>
+                    <ns5:noFill/>
+                    <ns5:ln>
+                      <ns5:noFill/>
+                    </ns5:ln>
+                  </ns6:spPr>
+                </ns6:pic>
+              </ns5:graphicData>
+            </ns5:graphic>
+            <ns4:sizeRelH relativeFrom="page">
+              <ns4:pctWidth>0</ns4:pctWidth>
+            </ns4:sizeRelH>
+            <ns4:sizeRelV relativeFrom="page">
+              <ns4:pctHeight>0</ns4:pctHeight>
+            </ns4:sizeRelV>
+          </ns3:anchor>
         </w:drawing>
       </w:r>
     </w:p>
-    <w:p>
+    <w:p ns2:paraId="00915239" ns2:textId="77777777">
       <w:pPr>
         <w:jc w:val="center"/>
         <w:rPr>
@@ -96,7 +96,7 @@
         <w:t>Republic of the Philippines</w:t>
       </w:r>
     </w:p>
-    <w:p>
+    <w:p ns2:paraId="620C13A5" ns2:textId="77777777">
       <w:pPr>
         <w:pStyle w:val="Heading1"/>
       </w:pPr>
@@ -104,7 +104,7 @@
         <w:t>PROVINCE OF NEGROS ORIENTAL</w:t>
       </w:r>
     </w:p>
-    <w:p>
+    <w:p ns2:paraId="045A90F7" ns2:textId="77777777">
       <w:pPr>
         <w:jc w:val="center"/>
         <w:rPr>
@@ -129,7 +129,7 @@
       </w:r>
       <w:proofErr w:type="spellEnd"/>
     </w:p>
-    <w:p>
+    <w:p ns2:paraId="21780184" ns2:textId="77777777">
       <w:pPr>
         <w:jc w:val="center"/>
         <w:rPr>
@@ -145,7 +145,7 @@
         <w:t>HEADQUARTERS, ZAMBOANGUITA PNP STATION</w:t>
       </w:r>
     </w:p>
-    <w:p>
+    <w:p ns2:paraId="13DED7C2" ns2:textId="77777777">
       <w:pPr>
         <w:pStyle w:val="Heading1"/>
       </w:pPr>
@@ -158,8 +158,8 @@
         <w:t>, Negros Oriental</w:t>
       </w:r>
     </w:p>
-    <w:p/>
-    <w:p>
+    <w:p ns2:paraId="6707E6CB" ns2:textId="77777777"/>
+    <w:p ns2:paraId="352DF83A" ns2:textId="77777777">
       <w:pPr>
         <w:jc w:val="center"/>
         <w:rPr>
@@ -168,7 +168,7 @@
         </w:rPr>
       </w:pPr>
     </w:p>
-    <w:p>
+    <w:p ns2:paraId="3F9893ED" ns2:textId="77777777">
       <w:pPr>
         <w:jc w:val="center"/>
         <w:rPr>
@@ -177,7 +177,7 @@
         </w:rPr>
       </w:pPr>
     </w:p>
-    <w:p>
+    <w:p ns2:paraId="5B6FB02E" ns2:textId="2EA153B8">
       <w:pPr>
         <w:rPr>
           <w:b/>
@@ -241,23 +241,23 @@
         <w:t>}</w:t>
       </w:r>
     </w:p>
-    <w:p>
-      <w:pPr>
-        <w:rPr>
-          <w:b/>
-          <w:bCs/>
-        </w:rPr>
-      </w:pPr>
-    </w:p>
-    <w:p>
-      <w:pPr>
-        <w:rPr>
-          <w:b/>
-          <w:bCs/>
-        </w:rPr>
-      </w:pPr>
-    </w:p>
-    <w:p>
+    <w:p ns2:paraId="66C6C0AE" ns2:textId="77777777">
+      <w:pPr>
+        <w:rPr>
+          <w:b/>
+          <w:bCs/>
+        </w:rPr>
+      </w:pPr>
+    </w:p>
+    <w:p ns2:paraId="71DAC998" ns2:textId="77777777">
+      <w:pPr>
+        <w:rPr>
+          <w:b/>
+          <w:bCs/>
+        </w:rPr>
+      </w:pPr>
+    </w:p>
+    <w:p ns2:paraId="7174CC1E" ns2:textId="77777777">
       <w:pPr>
         <w:rPr>
           <w:b/>
@@ -273,15 +273,15 @@
         <w:t>PNP MOTOR VEHICLE CLEARANCE CERTIFICATION CLASS B</w:t>
       </w:r>
     </w:p>
-    <w:p>
-      <w:pPr>
-        <w:rPr>
-          <w:b/>
-          <w:bCs/>
-        </w:rPr>
-      </w:pPr>
-    </w:p>
-    <w:p>
+    <w:p ns2:paraId="28C79D80" ns2:textId="77777777">
+      <w:pPr>
+        <w:rPr>
+          <w:b/>
+          <w:bCs/>
+        </w:rPr>
+      </w:pPr>
+    </w:p>
+    <w:p ns2:paraId="0CF2020F" ns2:textId="77777777">
       <w:pPr>
         <w:rPr>
           <w:b/>
@@ -297,15 +297,15 @@
         <w:t>THIS IS TO CERTIFY THAT THE VEHICLE DECLARED BELOW</w:t>
       </w:r>
     </w:p>
-    <w:p>
-      <w:pPr>
-        <w:rPr>
-          <w:b/>
-          <w:bCs/>
-        </w:rPr>
-      </w:pPr>
-    </w:p>
-    <w:p>
+    <w:p ns2:paraId="3B45A2A9" ns2:textId="77777777">
+      <w:pPr>
+        <w:rPr>
+          <w:b/>
+          <w:bCs/>
+        </w:rPr>
+      </w:pPr>
+    </w:p>
+    <w:p ns2:paraId="797E037C" ns2:textId="6F455A31">
       <w:pPr>
         <w:rPr>
           <w:b/>
@@ -344,7 +344,7 @@
         <w:t>${make}</w:t>
       </w:r>
     </w:p>
-    <w:p>
+    <w:p ns2:paraId="7258A0EF" ns2:textId="6364EB63">
       <w:pPr>
         <w:rPr>
           <w:b/>
@@ -392,7 +392,7 @@
         <w:t>}</w:t>
       </w:r>
     </w:p>
-    <w:p>
+    <w:p ns2:paraId="4D22D873" ns2:textId="6B25C39D">
       <w:pPr>
         <w:rPr>
           <w:rFonts w:ascii="Arial" w:hAnsi="Arial" w:cs="Arial"/>
@@ -451,7 +451,7 @@
         <w:t>}</w:t>
       </w:r>
     </w:p>
-    <w:p>
+    <w:p ns2:paraId="4CD695B5" ns2:textId="492F2F10">
       <w:pPr>
         <w:rPr>
           <w:b/>
@@ -494,7 +494,7 @@
         <w:t>${color}</w:t>
       </w:r>
     </w:p>
-    <w:p>
+    <w:p ns2:paraId="5F3A2A1A" ns2:textId="69BB3AD9">
       <w:pPr>
         <w:ind w:right="-1080"/>
         <w:rPr>
@@ -561,7 +561,7 @@
         <w:t>}</w:t>
       </w:r>
     </w:p>
-    <w:p>
+    <w:p ns2:paraId="556E101F" ns2:textId="33709F0D">
       <w:pPr>
         <w:rPr>
           <w:b/>
@@ -615,7 +615,7 @@
         <w:t>NEGROS ORIENTAL</w:t>
       </w:r>
     </w:p>
-    <w:p>
+    <w:p ns2:paraId="7A6D4595" ns2:textId="24522A9F">
       <w:pPr>
         <w:rPr>
           <w:b/>
@@ -670,23 +670,23 @@
         <w:t>}</w:t>
       </w:r>
     </w:p>
-    <w:p>
-      <w:pPr>
-        <w:rPr>
-          <w:b/>
-          <w:bCs/>
-        </w:rPr>
-      </w:pPr>
-    </w:p>
-    <w:p>
-      <w:pPr>
-        <w:rPr>
-          <w:b/>
-          <w:bCs/>
-        </w:rPr>
-      </w:pPr>
-    </w:p>
-    <w:p>
+    <w:p ns2:paraId="4D135A8B" ns2:textId="77777777">
+      <w:pPr>
+        <w:rPr>
+          <w:b/>
+          <w:bCs/>
+        </w:rPr>
+      </w:pPr>
+    </w:p>
+    <w:p ns2:paraId="7A85523F" ns2:textId="77777777">
+      <w:pPr>
+        <w:rPr>
+          <w:b/>
+          <w:bCs/>
+        </w:rPr>
+      </w:pPr>
+    </w:p>
+    <w:p ns2:paraId="365403E8" ns2:textId="242E3C6E">
       <w:pPr>
         <w:rPr>
           <w:b/>
@@ -830,15 +830,15 @@
         <w:t xml:space="preserve"> </w:t>
       </w:r>
     </w:p>
-    <w:p>
-      <w:pPr>
-        <w:rPr>
-          <w:b/>
-          <w:bCs/>
-        </w:rPr>
-      </w:pPr>
-    </w:p>
-    <w:p>
+    <w:p ns2:paraId="45590BD8" ns2:textId="77777777">
+      <w:pPr>
+        <w:rPr>
+          <w:b/>
+          <w:bCs/>
+        </w:rPr>
+      </w:pPr>
+    </w:p>
+    <w:p ns2:paraId="1320EB1B" ns2:textId="096A129F">
       <w:pPr>
         <w:rPr>
           <w:rFonts w:ascii="Arial" w:hAnsi="Arial" w:cs="Arial"/>
@@ -869,7 +869,7 @@
           <w:b/>
           <w:bCs/>
         </w:rPr>
-        <w:t>}          ${</w:t>
+        <w:t xml:space="preserve">}          ${</w:t>
       </w:r>
       <w:proofErr w:type="spellStart"/>
       <w:r>
@@ -885,7 +885,7 @@
           <w:b/>
           <w:bCs/>
         </w:rPr>
-        <w:t>}                  ${</w:t>
+        <w:t xml:space="preserve">}                  ${</w:t>
       </w:r>
       <w:proofErr w:type="spellStart"/>
       <w:r>
@@ -904,23 +904,23 @@
         <w:t>}</w:t>
       </w:r>
     </w:p>
-    <w:p>
-      <w:pPr>
-        <w:rPr>
-          <w:b/>
-          <w:bCs/>
-        </w:rPr>
-      </w:pPr>
-    </w:p>
-    <w:p>
-      <w:pPr>
-        <w:rPr>
-          <w:b/>
-          <w:bCs/>
-        </w:rPr>
-      </w:pPr>
-    </w:p>
-    <w:p>
+    <w:p ns2:paraId="70E826E6" ns2:textId="77777777">
+      <w:pPr>
+        <w:rPr>
+          <w:b/>
+          <w:bCs/>
+        </w:rPr>
+      </w:pPr>
+    </w:p>
+    <w:p ns2:paraId="28E69FB3" ns2:textId="77777777">
+      <w:pPr>
+        <w:rPr>
+          <w:b/>
+          <w:bCs/>
+        </w:rPr>
+      </w:pPr>
+    </w:p>
+    <w:p ns2:paraId="15293952" ns2:textId="77777777">
       <w:pPr>
         <w:rPr>
           <w:b/>
@@ -965,7 +965,7 @@
         <w:t>is among wanted</w:t>
       </w:r>
     </w:p>
-    <w:p>
+    <w:p ns2:paraId="6988CAB0" ns2:textId="77777777">
       <w:pPr>
         <w:rPr>
           <w:b/>
@@ -1010,7 +1010,7 @@
         <w:t>vehicle on file</w:t>
       </w:r>
     </w:p>
-    <w:p>
+    <w:p ns2:paraId="3FD4C237" ns2:textId="77777777">
       <w:pPr>
         <w:rPr>
           <w:b/>
@@ -1055,7 +1055,7 @@
         <w:t>____________________</w:t>
       </w:r>
     </w:p>
-    <w:p>
+    <w:p ns2:paraId="602B909E" ns2:textId="77777777">
       <w:pPr>
         <w:rPr>
           <w:b/>
@@ -1100,7 +1100,7 @@
         <w:t>____________________</w:t>
       </w:r>
     </w:p>
-    <w:p>
+    <w:p ns2:paraId="0257F909" ns2:textId="77777777">
       <w:pPr>
         <w:rPr>
           <w:b/>
@@ -1145,15 +1145,15 @@
         <w:t>____________________</w:t>
       </w:r>
     </w:p>
-    <w:p>
-      <w:pPr>
-        <w:rPr>
-          <w:b/>
-          <w:bCs/>
-        </w:rPr>
-      </w:pPr>
-    </w:p>
-    <w:p>
+    <w:p ns2:paraId="03F97683" ns2:textId="77777777">
+      <w:pPr>
+        <w:rPr>
+          <w:b/>
+          <w:bCs/>
+        </w:rPr>
+      </w:pPr>
+    </w:p>
+    <w:p ns2:paraId="14442176" ns2:textId="77777777">
       <w:pPr>
         <w:rPr>
           <w:b/>
@@ -1190,7 +1190,7 @@
         <w:t>PTR________________________________________</w:t>
       </w:r>
     </w:p>
-    <w:p>
+    <w:p ns2:paraId="14C47A3C" ns2:textId="77777777">
       <w:pPr>
         <w:rPr>
           <w:b/>
@@ -1234,96 +1234,96 @@
         <w:t>Engine and chassis are not tampered</w:t>
       </w:r>
     </w:p>
-    <w:p>
-      <w:pPr>
-        <w:rPr>
-          <w:b/>
-          <w:bCs/>
-        </w:rPr>
-      </w:pPr>
-    </w:p>
-    <w:p>
-      <w:pPr>
-        <w:rPr>
-          <w:b/>
-          <w:bCs/>
-        </w:rPr>
-      </w:pPr>
-    </w:p>
-    <w:p>
-      <w:pPr>
-        <w:rPr>
-          <w:b/>
-          <w:bCs/>
-        </w:rPr>
-      </w:pPr>
-    </w:p>
-    <w:p>
-      <w:pPr>
-        <w:rPr>
-          <w:b/>
-          <w:bCs/>
-        </w:rPr>
-      </w:pPr>
-      <w:r>
-        <w:rPr>
-          <w:b/>
-          <w:bCs/>
-        </w:rPr>
-        <w:tab/>
-      </w:r>
-      <w:r>
-        <w:rPr>
-          <w:b/>
-          <w:bCs/>
-        </w:rPr>
-        <w:tab/>
-      </w:r>
-      <w:r>
-        <w:rPr>
-          <w:b/>
-          <w:bCs/>
-        </w:rPr>
-        <w:tab/>
-      </w:r>
-      <w:r>
-        <w:rPr>
-          <w:b/>
-          <w:bCs/>
-        </w:rPr>
-        <w:tab/>
-      </w:r>
-      <w:r>
-        <w:rPr>
-          <w:b/>
-          <w:bCs/>
-        </w:rPr>
-        <w:tab/>
-      </w:r>
-    </w:p>
-    <w:p>
-      <w:pPr>
-        <w:rPr>
-          <w:b/>
-          <w:bCs/>
-        </w:rPr>
-      </w:pPr>
-      <w:r>
-        <w:rPr>
-          <w:b/>
-          <w:bCs/>
-        </w:rPr>
-        <w:tab/>
-      </w:r>
-      <w:r>
-        <w:rPr>
-          <w:b/>
-          <w:bCs/>
-        </w:rPr>
-        <w:tab/>
-      </w:r>
-    </w:p>
-    <w:p>
+    <w:p ns2:paraId="50921A3D" ns2:textId="77777777">
+      <w:pPr>
+        <w:rPr>
+          <w:b/>
+          <w:bCs/>
+        </w:rPr>
+      </w:pPr>
+    </w:p>
+    <w:p ns2:paraId="10056E77" ns2:textId="77777777">
+      <w:pPr>
+        <w:rPr>
+          <w:b/>
+          <w:bCs/>
+        </w:rPr>
+      </w:pPr>
+    </w:p>
+    <w:p ns2:paraId="3B6B945C" ns2:textId="77777777">
+      <w:pPr>
+        <w:rPr>
+          <w:b/>
+          <w:bCs/>
+        </w:rPr>
+      </w:pPr>
+    </w:p>
+    <w:p ns2:paraId="2927720D" ns2:textId="77777777">
+      <w:pPr>
+        <w:rPr>
+          <w:b/>
+          <w:bCs/>
+        </w:rPr>
+      </w:pPr>
+      <w:r>
+        <w:rPr>
+          <w:b/>
+          <w:bCs/>
+        </w:rPr>
+        <w:tab/>
+      </w:r>
+      <w:r>
+        <w:rPr>
+          <w:b/>
+          <w:bCs/>
+        </w:rPr>
+        <w:tab/>
+      </w:r>
+      <w:r>
+        <w:rPr>
+          <w:b/>
+          <w:bCs/>
+        </w:rPr>
+        <w:tab/>
+      </w:r>
+      <w:r>
+        <w:rPr>
+          <w:b/>
+          <w:bCs/>
+        </w:rPr>
+        <w:tab/>
+      </w:r>
+      <w:r>
+        <w:rPr>
+          <w:b/>
+          <w:bCs/>
+        </w:rPr>
+        <w:tab/>
+      </w:r>
+    </w:p>
+    <w:p ns2:paraId="694F3463" ns2:textId="77777777">
+      <w:pPr>
+        <w:rPr>
+          <w:b/>
+          <w:bCs/>
+        </w:rPr>
+      </w:pPr>
+      <w:r>
+        <w:rPr>
+          <w:b/>
+          <w:bCs/>
+        </w:rPr>
+        <w:tab/>
+      </w:r>
+      <w:r>
+        <w:rPr>
+          <w:b/>
+          <w:bCs/>
+        </w:rPr>
+        <w:tab/>
+      </w:r>
+    </w:p>
+    <w:p ns2:paraId="1E99A7BD" ns2:textId="77777777">
       <w:pPr>
         <w:rPr>
           <w:bCs/>
@@ -1358,14 +1358,14 @@
         <w:t xml:space="preserve">                                                         Officer – In - Charge</w:t>
       </w:r>
     </w:p>
-    <w:p>
-      <w:pPr>
-        <w:rPr>
-          <w:bCs/>
-        </w:rPr>
-      </w:pPr>
-    </w:p>
-    <w:p>
+    <w:p ns2:paraId="07C4B51C" ns2:textId="77777777">
+      <w:pPr>
+        <w:rPr>
+          <w:bCs/>
+        </w:rPr>
+      </w:pPr>
+    </w:p>
+    <w:p ns2:paraId="2064B689" ns2:textId="77777777">
       <w:pPr>
         <w:rPr>
           <w:b/>
@@ -1409,37 +1409,37 @@
         <w:t>______________________________.</w:t>
       </w:r>
     </w:p>
-    <w:p>
-      <w:pPr>
-        <w:rPr>
-          <w:b/>
-          <w:bCs/>
-        </w:rPr>
-      </w:pPr>
-    </w:p>
-    <w:p>
-      <w:pPr>
-        <w:rPr>
-          <w:b/>
-          <w:bCs/>
-        </w:rPr>
-      </w:pPr>
-      <w:r>
-        <w:rPr>
-          <w:b/>
-          <w:bCs/>
-        </w:rPr>
-        <w:tab/>
-      </w:r>
-      <w:r>
-        <w:rPr>
-          <w:b/>
-          <w:bCs/>
-        </w:rPr>
-        <w:tab/>
-      </w:r>
-    </w:p>
-    <w:p>
+    <w:p ns2:paraId="52BB648F" ns2:textId="77777777">
+      <w:pPr>
+        <w:rPr>
+          <w:b/>
+          <w:bCs/>
+        </w:rPr>
+      </w:pPr>
+    </w:p>
+    <w:p ns2:paraId="785A97D3" ns2:textId="32896201">
+      <w:pPr>
+        <w:rPr>
+          <w:b/>
+          <w:bCs/>
+        </w:rPr>
+      </w:pPr>
+      <w:r>
+        <w:rPr>
+          <w:b/>
+          <w:bCs/>
+        </w:rPr>
+        <w:tab/>
+      </w:r>
+      <w:r>
+        <w:rPr>
+          <w:b/>
+          <w:bCs/>
+        </w:rPr>
+        <w:tab/>
+      </w:r>
+    </w:p>
+    <w:p ns2:paraId="467F8073" ns2:textId="77777777">
       <w:pPr>
         <w:rPr>
           <w:bCs/>
@@ -1482,7 +1482,7 @@
         <w:t xml:space="preserve"> </w:t>
       </w:r>
     </w:p>
-    <w:p>
+    <w:p ns2:paraId="246F8CED" ns2:textId="77777777">
       <w:pPr>
         <w:rPr>
           <w:bCs/>
@@ -1495,7 +1495,7 @@
         <w:t xml:space="preserve">                                                                       </w:t>
       </w:r>
     </w:p>
-    <w:p>
+    <w:p ns2:paraId="667E2F12" ns2:textId="1A39B8BF">
       <w:pPr>
         <w:rPr>
           <w:rFonts w:ascii="Arial" w:hAnsi="Arial" w:cs="Arial"/>
@@ -1550,7 +1550,7 @@
         <w:t>}</w:t>
       </w:r>
     </w:p>
-    <w:p>
+    <w:p ns2:paraId="11E0B09D" ns2:textId="730FE181">
       <w:pPr>
         <w:rPr>
           <w:b/>
@@ -1606,7 +1606,7 @@
         <w:t xml:space="preserve">                                                                                                                                                                                                                     </w:t>
       </w:r>
     </w:p>
-    <w:p>
+    <w:p ns2:paraId="73E4402A" ns2:textId="77777777">
       <w:pPr>
         <w:rPr>
           <w:b/>
@@ -1637,7 +1637,7 @@
         <w:t>, Neg. Or.</w:t>
       </w:r>
     </w:p>
-    <w:p>
+    <w:p ns2:paraId="167E6FE4" ns2:textId="6CDF991E">
       <w:pPr>
         <w:rPr>
           <w:u w:val="single"/>
@@ -1681,7 +1681,7 @@
         <w:t>${amount}</w:t>
       </w:r>
     </w:p>
-    <w:p>
+    <w:p ns2:paraId="0B972F36" ns2:textId="77777777">
       <w:pPr>
         <w:rPr>
           <w:b/>
@@ -1703,15 +1703,15 @@
         <w:t>40.00</w:t>
       </w:r>
     </w:p>
-    <w:p>
-      <w:pPr>
-        <w:rPr>
-          <w:b/>
-          <w:bCs/>
-        </w:rPr>
-      </w:pPr>
-    </w:p>
-    <w:p>
+    <w:p ns2:paraId="41FAD2A1" ns2:textId="77777777">
+      <w:pPr>
+        <w:rPr>
+          <w:b/>
+          <w:bCs/>
+        </w:rPr>
+      </w:pPr>
+    </w:p>
+    <w:p ns2:paraId="4E6F442D" ns2:textId="77777777">
       <w:pPr>
         <w:rPr>
           <w:b/>
@@ -1798,7 +1798,7 @@
         <w:t xml:space="preserve">                           </w:t>
       </w:r>
     </w:p>
-    <w:p>
+    <w:p ns2:paraId="1D975C73" ns2:textId="77777777">
       <w:pPr>
         <w:rPr>
           <w:b/>
@@ -1823,7 +1823,7 @@
         <w:t xml:space="preserve"> LERIO A. ASEÑAS</w:t>
       </w:r>
     </w:p>
-    <w:p>
+    <w:p ns2:paraId="065E90D7" ns2:textId="7FA8D5DF">
       <w:r>
         <w:t xml:space="preserve">     </w:t>
       </w:r>
